--- a/inst/captions/variable_trend_caption.docx
+++ b/inst/captions/variable_trend_caption.docx
@@ -4,7 +4,7 @@
   <w:body>
     <w:p>
       <w:r>
-        <w:t>VARIABLE CONTRIBUTION TRENDS. The plot shows how the relative contribution (% contribution) of each top environmental predictor to the ensemble models changes across temporal bins over the study period. Each line is a Bayesian regression fit to one variable's contribution trajectory; the legend indicates the direction of that trend where statistically supported (+ increasing, − decreasing). The table reports, for each variable, the number of temporal bins in which it appeared among the top predictors (Points), the Bayesian regression slope, 95% credible interval bounds (CI Low, CI High), probability of direction (PD), and percentage of the posterior within the region of practical equivalence (ROPE %). Variables in bold show strong directional trends.</w:t>
+        <w:t>VARIABLE CONTRIBUTION TRENDS. The plot shows how the relative contribution (% contribution) of each top environmental predictor to the ensemble models changes across temporal bins over the study period. Each line is a Bayesian regression fit to one variable’s contribution trajectory; the legend indicates the direction of that trend where statistically supported (+ increasing, − decreasing). The table reports, for each variable, the number of temporal bins in which it appeared among the top predictors (Points), the Bayesian regression slope, 95% credible interval bounds (CI Low, CI High), probability of direction (PD), and percentage of the posterior within the region of practical equivalence (ROPE %). Variables in bold show strong directional trends. These are properties of this run. The candidate predictors are strongly correlated and many sets of them fit about equally well, so another run can select different variables that describe the same climate gradients. A trend in one variable’s contribution may reflect weight shifting among correlated variables rather than a change in that factor’s importance.</w:t>
       </w:r>
     </w:p>
     <w:sectPr>

--- a/inst/captions/variable_trend_caption.docx
+++ b/inst/captions/variable_trend_caption.docx
@@ -4,7 +4,7 @@
   <w:body>
     <w:p>
       <w:r>
-        <w:t>VARIABLE CONTRIBUTION TRENDS. The plot shows how the relative contribution (% contribution) of each top environmental predictor to the ensemble models changes across temporal bins over the study period. Each line is a Bayesian regression fit to one variable’s contribution trajectory; the legend indicates the direction of that trend where statistically supported (+ increasing, − decreasing). The table reports, for each variable, the number of temporal bins in which it appeared among the top predictors (Points), the Bayesian regression slope, 95% credible interval bounds (CI Low, CI High), probability of direction (PD), and percentage of the posterior within the region of practical equivalence (ROPE %). Variables in bold show strong directional trends. These are properties of this run. The candidate predictors are strongly correlated and many sets of them fit about equally well, so another run can select different variables that describe the same climate gradients. A trend in one variable’s contribution may reflect weight shifting among correlated variables rather than a change in that factor’s importance.</w:t>
+        <w:t>VARIABLE CONTRIBUTION TRENDS. The plot shows how the relative contribution (% contribution) of each top environmental predictor to the ensemble models changes across temporal bins over the study period. Each line is a Bayesian regression fit to one variable’s contribution trajectory. The table reports, for each variable, the number of temporal bins in which it appeared among the top predictors (Points), the Bayesian regression slope, 95% credible interval bounds (CI Low, CI High), probability of direction (PD), and percentage of the posterior within the region of practical equivalence (ROPE %). These are properties of this run. The candidate predictors are strongly correlated and many sets of them fit about equally well, so another run can select different variables that describe the same climate gradients. A trend in one variable’s contribution may reflect weight shifting among correlated variables, and a trend with a high PD in one run rarely recurs at another seed, so none is marked.</w:t>
       </w:r>
     </w:p>
     <w:sectPr>

--- a/inst/captions/variable_trend_caption.docx
+++ b/inst/captions/variable_trend_caption.docx
@@ -4,7 +4,7 @@
   <w:body>
     <w:p>
       <w:r>
-        <w:t>VARIABLE CONTRIBUTION TRENDS. The plot shows how the relative contribution (% contribution) of each top environmental predictor to the ensemble models changes across temporal bins over the study period. Each line is a Bayesian regression fit to one variable’s contribution trajectory. The table reports, for each variable, the number of temporal bins in which it appeared among the top predictors (Points), the Bayesian regression slope, 95% credible interval bounds (CI Low, CI High), probability of direction (PD), and percentage of the posterior within the region of practical equivalence (ROPE %). These are properties of this run. The candidate predictors are strongly correlated and many sets of them fit about equally well, so another run can select different variables that describe the same climate gradients. A trend in one variable’s contribution may reflect weight shifting among correlated variables, and a trend with a high PD in one run rarely recurs at another seed, so none is marked.</w:t>
+        <w:t>VARIABLE CONTRIBUTION TRENDS. The plot shows how the relative contribution (% contribution) of each top environmental predictor to the ensemble models changes across temporal bins over the study period. Each line is a Bayesian regression fit to one variable’s contribution trajectory. The table reports, for each variable, the number of temporal bins in which it appeared among the top predictors (Points), the Bayesian regression slope, 95% credible interval bounds (CI Low, CI High), probability of direction (PD), and percentage of the posterior within the region of practical equivalence (ROPE %). A note under the table gives the share of total importance carried by variables not listed. These are properties of this run. The candidate predictors are strongly correlated and many sets of them fit about equally well, so another run can select different variables that describe the same climate gradients. A trend in one variable’s contribution may reflect weight shifting among correlated variables, and a trend with a high PD in one run rarely recurs at another seed, so none is marked.</w:t>
       </w:r>
     </w:p>
     <w:sectPr>
